--- a/assets/docs/TankopaniJam-university-one-pager.docx
+++ b/assets/docs/TankopaniJam-university-one-pager.docx
@@ -1567,7 +1567,7 @@
                 <w:sz w:val="17"/>
                 <w:szCs w:val="17"/>
               </w:rPr>
-              <w:t xml:space="preserve">One sponsor from your school, shared by the whole team, who covers at least two of the six check-ins.</w:t>
+              <w:t xml:space="preserve">One Faculty Lead from your school, shared by the whole team, who covers at least two of the six check-ins.</w:t>
             </w:r>
           </w:p>
           <w:p>
